--- a/output/仿生蝴蝶扑翼MAV机械原理分析报告.docx
+++ b/output/仿生蝴蝶扑翼MAV机械原理分析报告.docx
@@ -51,6 +51,9 @@
         <w:t xml:space="preserve">设计结果表明：整机质量为20g，两级定轴轮系总传动比为32.653；曲柄半径</w:t>
       </w:r>
       <m:oMath>
+        <m:rPr>
+          <m:rFonts m:ascii="Cambria Math" m:hAnsi="Cambria Math"/>
+        </m:rPr>
         <m:r>
           <m:t>R</m:t>
         </m:r>
@@ -85,6 +88,9 @@
         <w:t xml:space="preserve">，连杆</w:t>
       </w:r>
       <m:oMath>
+        <m:rPr>
+          <m:rFonts m:ascii="Cambria Math" m:hAnsi="Cambria Math"/>
+        </m:rPr>
         <m:r>
           <m:t>c</m:t>
         </m:r>
@@ -119,6 +125,9 @@
         <w:t xml:space="preserve">，摇杆</w:t>
       </w:r>
       <m:oMath>
+        <m:rPr>
+          <m:rFonts m:ascii="Cambria Math" m:hAnsi="Cambria Math"/>
+        </m:rPr>
         <m:r>
           <m:t>l</m:t>
         </m:r>
@@ -153,6 +162,9 @@
         <w:t xml:space="preserve">，摇杆转轴高度</w:t>
       </w:r>
       <m:oMath>
+        <m:rPr>
+          <m:rFonts m:ascii="Cambria Math" m:hAnsi="Cambria Math"/>
+        </m:rPr>
         <m:r>
           <m:t>a</m:t>
         </m:r>
@@ -187,6 +199,9 @@
         <w:t xml:space="preserve">；设计扑动频率为17Hz。前翅安装角45°，后翅安装角8°，前后翅相位差-20°。在气动外载和俯仰稳定性约束下，设计点</w:t>
       </w:r>
       <m:oMath>
+        <m:rPr>
+          <m:rFonts m:ascii="Cambria Math" m:hAnsi="Cambria Math"/>
+        </m:rPr>
         <m:r>
           <m:t>L</m:t>
         </m:r>
@@ -3121,6 +3136,9 @@
         <w:t xml:space="preserve">驱动电机（微型空心杯直流电机）的额定转速约为29400RPM（490rev/s），而扑翼飞行所需的工作频率为15~17Hz。因此，需要在电机输出轴与曲柄轴之间配置减速器，将转速降低至目标范围。基于此，本设计采用两级定轴齿轮减速器方案，总传动比设计为</w:t>
       </w:r>
       <m:oMath>
+        <m:rPr>
+          <m:rFonts m:ascii="Cambria Math" m:hAnsi="Cambria Math"/>
+        </m:rPr>
         <m:r>
           <m:rPr>
             <m:sty m:val="p"/>
@@ -3405,6 +3423,9 @@
         <w:t xml:space="preserve">为符合蝴蝶轻巧灵便的特性，并且为实现上一节的定比减速，选择齿轮参数如下：模数</w:t>
       </w:r>
       <m:oMath>
+        <m:rPr>
+          <m:rFonts m:ascii="Cambria Math" m:hAnsi="Cambria Math"/>
+        </m:rPr>
         <m:r>
           <m:t>m</m:t>
         </m:r>
@@ -3439,6 +3460,9 @@
         <w:t xml:space="preserve">，压力角</w:t>
       </w:r>
       <m:oMath>
+        <m:rPr>
+          <m:rFonts m:ascii="Cambria Math" m:hAnsi="Cambria Math"/>
+        </m:rPr>
         <m:r>
           <m:t>α</m:t>
         </m:r>
@@ -3467,6 +3491,9 @@
         <w:t xml:space="preserve">，齿顶高系数</w:t>
       </w:r>
       <m:oMath>
+        <m:rPr>
+          <m:rFonts m:ascii="Cambria Math" m:hAnsi="Cambria Math"/>
+        </m:rPr>
         <m:sSubSup>
           <m:e>
             <m:r>
@@ -3506,6 +3533,9 @@
         <w:t xml:space="preserve">，顶隙系数</w:t>
       </w:r>
       <m:oMath>
+        <m:rPr>
+          <m:rFonts m:ascii="Cambria Math" m:hAnsi="Cambria Math"/>
+        </m:rPr>
         <m:sSup>
           <m:e>
             <m:r>
@@ -3560,6 +3590,9 @@
         <w:t xml:space="preserve">第一级：小齿轮</w:t>
       </w:r>
       <m:oMath>
+        <m:rPr>
+          <m:rFonts m:ascii="Cambria Math" m:hAnsi="Cambria Math"/>
+        </m:rPr>
         <m:sSub>
           <m:e>
             <m:r>
@@ -3591,6 +3624,9 @@
         <w:t xml:space="preserve">，大齿轮</w:t>
       </w:r>
       <m:oMath>
+        <m:rPr>
+          <m:rFonts m:ascii="Cambria Math" m:hAnsi="Cambria Math"/>
+        </m:rPr>
         <m:sSub>
           <m:e>
             <m:r>
@@ -3622,6 +3658,9 @@
         <w:t xml:space="preserve">，传动比</w:t>
       </w:r>
       <m:oMath>
+        <m:rPr>
+          <m:rFonts m:ascii="Cambria Math" m:hAnsi="Cambria Math"/>
+        </m:rPr>
         <m:sSub>
           <m:e>
             <m:r>
@@ -3703,6 +3742,9 @@
         <w:t xml:space="preserve">第二级：小齿轮</w:t>
       </w:r>
       <m:oMath>
+        <m:rPr>
+          <m:rFonts m:ascii="Cambria Math" m:hAnsi="Cambria Math"/>
+        </m:rPr>
         <m:sSubSup>
           <m:e>
             <m:r>
@@ -3742,6 +3784,9 @@
         <w:t xml:space="preserve">，大齿轮</w:t>
       </w:r>
       <m:oMath>
+        <m:rPr>
+          <m:rFonts m:ascii="Cambria Math" m:hAnsi="Cambria Math"/>
+        </m:rPr>
         <m:sSub>
           <m:e>
             <m:r>
@@ -3773,6 +3818,9 @@
         <w:t xml:space="preserve">，传动比</w:t>
       </w:r>
       <m:oMath>
+        <m:rPr>
+          <m:rFonts m:ascii="Cambria Math" m:hAnsi="Cambria Math"/>
+        </m:rPr>
         <m:sSub>
           <m:e>
             <m:r>
@@ -3850,6 +3898,9 @@
         <w:t xml:space="preserve">最终该减速器的总传动比</w:t>
       </w:r>
       <m:oMath>
+        <m:rPr>
+          <m:rFonts m:ascii="Cambria Math" m:hAnsi="Cambria Math"/>
+        </m:rPr>
         <m:r>
           <m:t>i</m:t>
         </m:r>
@@ -3908,6 +3959,9 @@
         <w:t xml:space="preserve">。第一级和第二级均采用等移距变位修正（</w:t>
       </w:r>
       <m:oMath>
+        <m:rPr>
+          <m:rFonts m:ascii="Cambria Math" m:hAnsi="Cambria Math"/>
+        </m:rPr>
         <m:sSub>
           <m:e>
             <m:r>
@@ -3945,6 +3999,9 @@
         <w:t xml:space="preserve">，</w:t>
       </w:r>
       <m:oMath>
+        <m:rPr>
+          <m:rFonts m:ascii="Cambria Math" m:hAnsi="Cambria Math"/>
+        </m:rPr>
         <m:sSub>
           <m:e>
             <m:r>
@@ -4007,6 +4064,9 @@
           <m:jc m:val="center"/>
         </m:oMathParaPr>
         <m:oMath>
+          <m:rPr>
+            <m:rFonts m:ascii="Cambria Math" m:hAnsi="Cambria Math"/>
+          </m:rPr>
           <m:sSub>
             <m:e>
               <m:r>
@@ -4118,6 +4178,9 @@
           <m:jc m:val="center"/>
         </m:oMathParaPr>
         <m:oMath>
+          <m:rPr>
+            <m:rFonts m:ascii="Cambria Math" m:hAnsi="Cambria Math"/>
+          </m:rPr>
           <m:sSub>
             <m:e>
               <m:r>
@@ -4252,6 +4315,9 @@
           <m:jc m:val="center"/>
         </m:oMathParaPr>
         <m:oMath>
+          <m:rPr>
+            <m:rFonts m:ascii="Cambria Math" m:hAnsi="Cambria Math"/>
+          </m:rPr>
           <m:sSub>
             <m:e>
               <m:r>
@@ -5750,6 +5816,9 @@
           <m:jc m:val="center"/>
         </m:oMathParaPr>
         <m:oMath>
+          <m:rPr>
+            <m:rFonts m:ascii="Cambria Math" m:hAnsi="Cambria Math"/>
+          </m:rPr>
           <m:r>
             <m:t>d</m:t>
           </m:r>
@@ -5829,6 +5898,9 @@
           <m:jc m:val="center"/>
         </m:oMathParaPr>
         <m:oMath>
+          <m:rPr>
+            <m:rFonts m:ascii="Cambria Math" m:hAnsi="Cambria Math"/>
+          </m:rPr>
           <m:r>
             <m:t>s</m:t>
           </m:r>
@@ -5899,6 +5971,9 @@
         <w:t xml:space="preserve">其中</w:t>
       </w:r>
       <m:oMath>
+        <m:rPr>
+          <m:rFonts m:ascii="Cambria Math" m:hAnsi="Cambria Math"/>
+        </m:rPr>
         <m:r>
           <m:t>d</m:t>
         </m:r>
@@ -5912,6 +5987,9 @@
         <w:t xml:space="preserve">为分度圆直径，</w:t>
       </w:r>
       <m:oMath>
+        <m:rPr>
+          <m:rFonts m:ascii="Cambria Math" m:hAnsi="Cambria Math"/>
+        </m:rPr>
         <m:sSub>
           <m:e>
             <m:r>
@@ -5934,6 +6012,9 @@
         <w:t xml:space="preserve">为基圆直径，</w:t>
       </w:r>
       <m:oMath>
+        <m:rPr>
+          <m:rFonts m:ascii="Cambria Math" m:hAnsi="Cambria Math"/>
+        </m:rPr>
         <m:sSub>
           <m:e>
             <m:r>
@@ -5956,6 +6037,9 @@
         <w:t xml:space="preserve">为齿顶圆直径，</w:t>
       </w:r>
       <m:oMath>
+        <m:rPr>
+          <m:rFonts m:ascii="Cambria Math" m:hAnsi="Cambria Math"/>
+        </m:rPr>
         <m:sSub>
           <m:e>
             <m:r>
@@ -5978,6 +6062,9 @@
         <w:t xml:space="preserve">为齿根圆直径，</w:t>
       </w:r>
       <m:oMath>
+        <m:rPr>
+          <m:rFonts m:ascii="Cambria Math" m:hAnsi="Cambria Math"/>
+        </m:rPr>
         <m:r>
           <m:t>s</m:t>
         </m:r>
@@ -5991,6 +6078,9 @@
         <w:t xml:space="preserve">为分度圆齿厚。不根切最小齿数</w:t>
       </w:r>
       <m:oMath>
+        <m:rPr>
+          <m:rFonts m:ascii="Cambria Math" m:hAnsi="Cambria Math"/>
+        </m:rPr>
         <m:sSub>
           <m:e>
             <m:r>
@@ -6090,6 +6180,9 @@
         <w:t xml:space="preserve">，因此</w:t>
       </w:r>
       <m:oMath>
+        <m:rPr>
+          <m:rFonts m:ascii="Cambria Math" m:hAnsi="Cambria Math"/>
+        </m:rPr>
         <m:sSub>
           <m:e>
             <m:r>
@@ -6121,6 +6214,9 @@
         <w:t xml:space="preserve">和</w:t>
       </w:r>
       <m:oMath>
+        <m:rPr>
+          <m:rFonts m:ascii="Cambria Math" m:hAnsi="Cambria Math"/>
+        </m:rPr>
         <m:sSubSup>
           <m:e>
             <m:r>
@@ -6160,6 +6256,9 @@
         <w:t xml:space="preserve">的小齿轮必须采用正变位（</w:t>
       </w:r>
       <m:oMath>
+        <m:rPr>
+          <m:rFonts m:ascii="Cambria Math" m:hAnsi="Cambria Math"/>
+        </m:rPr>
         <m:r>
           <m:t>x</m:t>
         </m:r>
@@ -6240,6 +6339,9 @@
           <m:jc m:val="center"/>
         </m:oMathParaPr>
         <m:oMath>
+          <m:rPr>
+            <m:rFonts m:ascii="Cambria Math" m:hAnsi="Cambria Math"/>
+          </m:rPr>
           <m:sSub>
             <m:e>
               <m:r>
@@ -7012,6 +7114,9 @@
           <m:jc m:val="center"/>
         </m:oMathParaPr>
         <m:oMath>
+          <m:rPr>
+            <m:rFonts m:ascii="Cambria Math" m:hAnsi="Cambria Math"/>
+          </m:rPr>
           <m:sSub>
             <m:e>
               <m:r>
@@ -8055,6 +8160,9 @@
         <w:t xml:space="preserve">代入参数计算得</w:t>
       </w:r>
       <m:oMath>
+        <m:rPr>
+          <m:rFonts m:ascii="Cambria Math" m:hAnsi="Cambria Math"/>
+        </m:rPr>
         <m:sSub>
           <m:e>
             <m:r>
@@ -8085,6 +8193,9 @@
         <w:t xml:space="preserve"> </w:t>
       </w:r>
       <m:oMath>
+        <m:rPr>
+          <m:rFonts m:ascii="Cambria Math" m:hAnsi="Cambria Math"/>
+        </m:rPr>
         <m:r>
           <m:rPr>
             <m:sty m:val="p"/>
@@ -8101,6 +8212,9 @@
         <w:t xml:space="preserve"> </w:t>
       </w:r>
       <m:oMath>
+        <m:rPr>
+          <m:rFonts m:ascii="Cambria Math" m:hAnsi="Cambria Math"/>
+        </m:rPr>
         <m:r>
           <m:rPr>
             <m:sty m:val="p"/>
@@ -8205,6 +8319,9 @@
         <w:t xml:space="preserve">本章完成了电机到曲柄轴之间的轮系设计。两级定轴外啮合齿轮减速器总传动比为32.653，可将电机高速输出（29400RPM）匹配到15~17Hz扑翼频率范围。齿轮几何参数、啮合力和接触强度校核结果均已给出，第二级齿轮副的啮合力（</w:t>
       </w:r>
       <m:oMath>
+        <m:rPr>
+          <m:rFonts m:ascii="Cambria Math" m:hAnsi="Cambria Math"/>
+        </m:rPr>
         <m:sSub>
           <m:e>
             <m:r>
@@ -8242,6 +8359,9 @@
         <w:t xml:space="preserve">）显著大于第一级（</w:t>
       </w:r>
       <m:oMath>
+        <m:rPr>
+          <m:rFonts m:ascii="Cambria Math" m:hAnsi="Cambria Math"/>
+        </m:rPr>
         <m:sSub>
           <m:e>
             <m:r>
@@ -8410,6 +8530,9 @@
         <w:t xml:space="preserve">其中</w:t>
       </w:r>
       <m:oMath>
+        <m:rPr>
+          <m:rFonts m:ascii="Cambria Math" m:hAnsi="Cambria Math"/>
+        </m:rPr>
         <m:r>
           <m:t>n</m:t>
         </m:r>
@@ -8423,6 +8546,9 @@
         <w:t xml:space="preserve">为活动构件数，</w:t>
       </w:r>
       <m:oMath>
+        <m:rPr>
+          <m:rFonts m:ascii="Cambria Math" m:hAnsi="Cambria Math"/>
+        </m:rPr>
         <m:sSub>
           <m:e>
             <m:r>
@@ -8445,6 +8571,9 @@
         <w:t xml:space="preserve">为低副数，</w:t>
       </w:r>
       <m:oMath>
+        <m:rPr>
+          <m:rFonts m:ascii="Cambria Math" m:hAnsi="Cambria Math"/>
+        </m:rPr>
         <m:sSub>
           <m:e>
             <m:r>
@@ -8467,6 +8596,9 @@
         <w:t xml:space="preserve">为高副数。本机构中：活动构件为曲柄、连杆、摇杆共3个（</w:t>
       </w:r>
       <m:oMath>
+        <m:rPr>
+          <m:rFonts m:ascii="Cambria Math" m:hAnsi="Cambria Math"/>
+        </m:rPr>
         <m:r>
           <m:t>n</m:t>
         </m:r>
@@ -8489,6 +8621,9 @@
         <w:t xml:space="preserve">）；A、B、P1、P2四处均为转动副，共4个低副（</w:t>
       </w:r>
       <m:oMath>
+        <m:rPr>
+          <m:rFonts m:ascii="Cambria Math" m:hAnsi="Cambria Math"/>
+        </m:rPr>
         <m:sSub>
           <m:e>
             <m:r>
@@ -8520,6 +8655,9 @@
         <w:t xml:space="preserve">）；无高副（</w:t>
       </w:r>
       <m:oMath>
+        <m:rPr>
+          <m:rFonts m:ascii="Cambria Math" m:hAnsi="Cambria Math"/>
+        </m:rPr>
         <m:sSub>
           <m:e>
             <m:r>
@@ -8560,6 +8698,9 @@
           <m:jc m:val="center"/>
         </m:oMathParaPr>
         <m:oMath>
+          <m:rPr>
+            <m:rFonts m:ascii="Cambria Math" m:hAnsi="Cambria Math"/>
+          </m:rPr>
           <m:r>
             <m:t>F</m:t>
           </m:r>
@@ -8793,6 +8934,9 @@
         <w:t xml:space="preserve">中的定义，机构坐标系的建立方式如下：以过A点的竖直虚线为</w:t>
       </w:r>
       <m:oMath>
+        <m:rPr>
+          <m:rFonts m:ascii="Cambria Math" m:hAnsi="Cambria Math"/>
+        </m:rPr>
         <m:r>
           <m:t>y</m:t>
         </m:r>
@@ -8806,6 +8950,9 @@
         <w:t xml:space="preserve">轴，以过B点（曲柄圆心）的水平轴为</w:t>
       </w:r>
       <m:oMath>
+        <m:rPr>
+          <m:rFonts m:ascii="Cambria Math" m:hAnsi="Cambria Math"/>
+        </m:rPr>
         <m:r>
           <m:t>x</m:t>
         </m:r>
@@ -8819,6 +8966,9 @@
         <w:t xml:space="preserve">轴，原点</w:t>
       </w:r>
       <m:oMath>
+        <m:rPr>
+          <m:rFonts m:ascii="Cambria Math" m:hAnsi="Cambria Math"/>
+        </m:rPr>
         <m:r>
           <m:t>O</m:t>
         </m:r>
@@ -9227,6 +9377,9 @@
         <w:t xml:space="preserve">翅膀转角</w:t>
       </w:r>
       <m:oMath>
+        <m:rPr>
+          <m:rFonts m:ascii="Cambria Math" m:hAnsi="Cambria Math"/>
+        </m:rPr>
         <m:r>
           <m:t>φ</m:t>
         </m:r>
@@ -9240,6 +9393,9 @@
         <w:t xml:space="preserve">定义为向量</w:t>
       </w:r>
       <m:oMath>
+        <m:rPr>
+          <m:rFonts m:ascii="Cambria Math" m:hAnsi="Cambria Math"/>
+        </m:rPr>
         <m:acc>
           <m:accPr>
             <m:chr m:val="⃗"/>
@@ -9272,6 +9428,9 @@
         <w:t xml:space="preserve">与</w:t>
       </w:r>
       <m:oMath>
+        <m:rPr>
+          <m:rFonts m:ascii="Cambria Math" m:hAnsi="Cambria Math"/>
+        </m:rPr>
         <m:r>
           <m:rPr>
             <m:sty m:val="p"/>
@@ -10063,6 +10222,9 @@
         <w:t xml:space="preserve">其中</w:t>
       </w:r>
       <m:oMath>
+        <m:rPr>
+          <m:rFonts m:ascii="Cambria Math" m:hAnsi="Cambria Math"/>
+        </m:rPr>
         <m:r>
           <m:t>a</m:t>
         </m:r>
@@ -10076,6 +10238,9 @@
         <w:t xml:space="preserve">表示A点高度，</w:t>
       </w:r>
       <m:oMath>
+        <m:rPr>
+          <m:rFonts m:ascii="Cambria Math" m:hAnsi="Cambria Math"/>
+        </m:rPr>
         <m:r>
           <m:t>R</m:t>
         </m:r>
@@ -10089,6 +10254,9 @@
         <w:t xml:space="preserve">才表示曲柄半径，这一点在后续计算中必须区分。翅膀安装偏角</w:t>
       </w:r>
       <m:oMath>
+        <m:rPr>
+          <m:rFonts m:ascii="Cambria Math" m:hAnsi="Cambria Math"/>
+        </m:rPr>
         <m:sSub>
           <m:e>
             <m:r>
@@ -10187,6 +10355,9 @@
         <w:t xml:space="preserve">机架长度（即A、B两固定铰链之间的距离</w:t>
       </w:r>
       <m:oMath>
+        <m:rPr>
+          <m:rFonts m:ascii="Cambria Math" m:hAnsi="Cambria Math"/>
+        </m:rPr>
         <m:sSub>
           <m:e>
             <m:r>
@@ -10256,6 +10427,9 @@
         <w:t xml:space="preserve">）决定了曲柄端点运动圆与摇杆摆动圆之间的相对位置。当丝杆推动调节座改变</w:t>
       </w:r>
       <m:oMath>
+        <m:rPr>
+          <m:rFonts m:ascii="Cambria Math" m:hAnsi="Cambria Math"/>
+        </m:rPr>
         <m:r>
           <m:t>a</m:t>
         </m:r>
@@ -10269,6 +10443,9 @@
         <w:t xml:space="preserve">时，四杆的闭环几何约束发生变化，摇杆平均位置、摆幅、急回特性和压力角都会随之改变。因此</w:t>
       </w:r>
       <m:oMath>
+        <m:rPr>
+          <m:rFonts m:ascii="Cambria Math" m:hAnsi="Cambria Math"/>
+        </m:rPr>
         <m:r>
           <m:t>a</m:t>
         </m:r>
@@ -10298,6 +10475,9 @@
         <w:t xml:space="preserve">注：机构分析参考文献中采用不同的符号体系，将机架BD距离记为</w:t>
       </w:r>
       <m:oMath>
+        <m:rPr>
+          <m:rFonts m:ascii="Cambria Math" m:hAnsi="Cambria Math"/>
+        </m:rPr>
         <m:r>
           <m:t>c</m:t>
         </m:r>
@@ -10311,6 +10491,9 @@
         <w:t xml:space="preserve">、连杆记为</w:t>
       </w:r>
       <m:oMath>
+        <m:rPr>
+          <m:rFonts m:ascii="Cambria Math" m:hAnsi="Cambria Math"/>
+        </m:rPr>
         <m:r>
           <m:t>b</m:t>
         </m:r>
@@ -10367,6 +10550,9 @@
         <w:t xml:space="preserve">本设计采用解析法建立四连杆机构的运动学模型。以固定链B为坐标原点建立直角坐标系，各构件长度分别为：曲柄</w:t>
       </w:r>
       <m:oMath>
+        <m:rPr>
+          <m:rFonts m:ascii="Cambria Math" m:hAnsi="Cambria Math"/>
+        </m:rPr>
         <m:sSub>
           <m:e>
             <m:r>
@@ -10398,6 +10584,9 @@
         <w:t xml:space="preserve">（绕B旋转），连杆</w:t>
       </w:r>
       <m:oMath>
+        <m:rPr>
+          <m:rFonts m:ascii="Cambria Math" m:hAnsi="Cambria Math"/>
+        </m:rPr>
         <m:sSub>
           <m:e>
             <m:r>
@@ -10429,6 +10618,9 @@
         <w:t xml:space="preserve">，摇杆</w:t>
       </w:r>
       <m:oMath>
+        <m:rPr>
+          <m:rFonts m:ascii="Cambria Math" m:hAnsi="Cambria Math"/>
+        </m:rPr>
         <m:sSub>
           <m:e>
             <m:r>
@@ -10460,6 +10652,9 @@
         <w:t xml:space="preserve">（绕A摆动），机架BA距离为</w:t>
       </w:r>
       <m:oMath>
+        <m:rPr>
+          <m:rFonts m:ascii="Cambria Math" m:hAnsi="Cambria Math"/>
+        </m:rPr>
         <m:sSub>
           <m:e>
             <m:r>
@@ -10494,6 +10689,9 @@
           <m:jc m:val="center"/>
         </m:oMathParaPr>
         <m:oMath>
+          <m:rPr>
+            <m:rFonts m:ascii="Cambria Math" m:hAnsi="Cambria Math"/>
+          </m:rPr>
           <m:sSub>
             <m:e>
               <m:r>
@@ -10663,6 +10861,9 @@
           <m:jc m:val="center"/>
         </m:oMathParaPr>
         <m:oMath>
+          <m:rPr>
+            <m:rFonts m:ascii="Cambria Math" m:hAnsi="Cambria Math"/>
+          </m:rPr>
           <m:sSub>
             <m:e>
               <m:r>
@@ -10798,6 +10999,9 @@
           <m:jc m:val="center"/>
         </m:oMathParaPr>
         <m:oMath>
+          <m:rPr>
+            <m:rFonts m:ascii="Cambria Math" m:hAnsi="Cambria Math"/>
+          </m:rPr>
           <m:sSub>
             <m:e>
               <m:r>
@@ -10917,6 +11121,9 @@
         <w:t xml:space="preserve">其中</w:t>
       </w:r>
       <m:oMath>
+        <m:rPr>
+          <m:rFonts m:ascii="Cambria Math" m:hAnsi="Cambria Math"/>
+        </m:rPr>
         <m:sSub>
           <m:e>
             <m:r>
@@ -10938,6 +11145,9 @@
         <w:t xml:space="preserve">为曲柄转角（已知输入），</w:t>
       </w:r>
       <m:oMath>
+        <m:rPr>
+          <m:rFonts m:ascii="Cambria Math" m:hAnsi="Cambria Math"/>
+        </m:rPr>
         <m:sSub>
           <m:e>
             <m:r>
@@ -10959,6 +11169,9 @@
         <w:t xml:space="preserve">为连杆方位角（未知），</w:t>
       </w:r>
       <m:oMath>
+        <m:rPr>
+          <m:rFonts m:ascii="Cambria Math" m:hAnsi="Cambria Math"/>
+        </m:rPr>
         <m:sSub>
           <m:e>
             <m:r>
@@ -10980,6 +11193,9 @@
         <w:t xml:space="preserve">为摇杆转角（未知输出）。将式(4-4)和式(4-5)分别移项后平方相加，消去</w:t>
       </w:r>
       <m:oMath>
+        <m:rPr>
+          <m:rFonts m:ascii="Cambria Math" m:hAnsi="Cambria Math"/>
+        </m:rPr>
         <m:sSub>
           <m:e>
             <m:r>
@@ -11010,6 +11226,9 @@
           <m:jc m:val="center"/>
         </m:oMathParaPr>
         <m:oMath>
+          <m:rPr>
+            <m:rFonts m:ascii="Cambria Math" m:hAnsi="Cambria Math"/>
+          </m:rPr>
           <m:r>
             <m:rPr>
               <m:sty m:val="p"/>
@@ -11253,6 +11472,9 @@
         <w:t xml:space="preserve">展开并整理为关于</w:t>
       </w:r>
       <m:oMath>
+        <m:rPr>
+          <m:rFonts m:ascii="Cambria Math" m:hAnsi="Cambria Math"/>
+        </m:rPr>
         <m:sSub>
           <m:e>
             <m:r>
@@ -11284,6 +11506,9 @@
           <m:jc m:val="center"/>
         </m:oMathParaPr>
         <m:oMath>
+          <m:rPr>
+            <m:rFonts m:ascii="Cambria Math" m:hAnsi="Cambria Math"/>
+          </m:rPr>
           <m:r>
             <m:t>A</m:t>
           </m:r>
@@ -11378,6 +11603,9 @@
           <m:jc m:val="center"/>
         </m:oMathParaPr>
         <m:oMath>
+          <m:rPr>
+            <m:rFonts m:ascii="Cambria Math" m:hAnsi="Cambria Math"/>
+          </m:rPr>
           <m:r>
             <m:t>A</m:t>
           </m:r>
@@ -11477,6 +11705,9 @@
           <m:jc m:val="center"/>
         </m:oMathParaPr>
         <m:oMath>
+          <m:rPr>
+            <m:rFonts m:ascii="Cambria Math" m:hAnsi="Cambria Math"/>
+          </m:rPr>
           <m:r>
             <m:t>B</m:t>
           </m:r>
@@ -11549,6 +11780,9 @@
           <m:jc m:val="center"/>
         </m:oMathParaPr>
         <m:oMath>
+          <m:rPr>
+            <m:rFonts m:ascii="Cambria Math" m:hAnsi="Cambria Math"/>
+          </m:rPr>
           <m:r>
             <m:t>C</m:t>
           </m:r>
@@ -11718,6 +11952,9 @@
         <w:t xml:space="preserve">式(4-7)为标准的</w:t>
       </w:r>
       <m:oMath>
+        <m:rPr>
+          <m:rFonts m:ascii="Cambria Math" m:hAnsi="Cambria Math"/>
+        </m:rPr>
         <m:r>
           <m:t>A</m:t>
         </m:r>
@@ -11775,6 +12012,9 @@
         <w:t xml:space="preserve">型三角方程。令</w:t>
       </w:r>
       <m:oMath>
+        <m:rPr>
+          <m:rFonts m:ascii="Cambria Math" m:hAnsi="Cambria Math"/>
+        </m:rPr>
         <m:sSub>
           <m:e>
             <m:r>
@@ -11840,6 +12080,9 @@
         <w:t xml:space="preserve">，当</w:t>
       </w:r>
       <m:oMath>
+        <m:rPr>
+          <m:rFonts m:ascii="Cambria Math" m:hAnsi="Cambria Math"/>
+        </m:rPr>
         <m:r>
           <m:rPr>
             <m:sty m:val="p"/>
@@ -11891,6 +12134,9 @@
           <m:jc m:val="center"/>
         </m:oMathParaPr>
         <m:oMath>
+          <m:rPr>
+            <m:rFonts m:ascii="Cambria Math" m:hAnsi="Cambria Math"/>
+          </m:rPr>
           <m:sSub>
             <m:e>
               <m:r>
@@ -12075,6 +12321,9 @@
           <m:jc m:val="center"/>
         </m:oMathParaPr>
         <m:oMath>
+          <m:rPr>
+            <m:rFonts m:ascii="Cambria Math" m:hAnsi="Cambria Math"/>
+          </m:rPr>
           <m:sSub>
             <m:e>
               <m:r>
@@ -12250,6 +12499,9 @@
         <w:t xml:space="preserve">其中</w:t>
       </w:r>
       <m:oMath>
+        <m:rPr>
+          <m:rFonts m:ascii="Cambria Math" m:hAnsi="Cambria Math"/>
+        </m:rPr>
         <m:sSub>
           <m:e>
             <m:r>
@@ -12335,6 +12587,9 @@
           <m:jc m:val="center"/>
         </m:oMathParaPr>
         <m:oMath>
+          <m:rPr>
+            <m:rFonts m:ascii="Cambria Math" m:hAnsi="Cambria Math"/>
+          </m:rPr>
           <m:d>
             <m:dPr>
               <m:begChr m:val="["/>
@@ -12712,6 +12967,9 @@
         <w:t xml:space="preserve">令系数矩阵为</w:t>
       </w:r>
       <m:oMath>
+        <m:rPr>
+          <m:rFonts m:ascii="Cambria Math" m:hAnsi="Cambria Math"/>
+        </m:rPr>
         <m:r>
           <m:rPr>
             <m:sty m:val="bi"/>
@@ -12737,6 +12995,9 @@
           <m:jc m:val="center"/>
         </m:oMathParaPr>
         <m:oMath>
+          <m:rPr>
+            <m:rFonts m:ascii="Cambria Math" m:hAnsi="Cambria Math"/>
+          </m:rPr>
           <m:r>
             <m:rPr>
               <m:sty m:val="bi"/>
@@ -12828,6 +13089,9 @@
         <w:t xml:space="preserve">其中系数矩阵</w:t>
       </w:r>
       <m:oMath>
+        <m:rPr>
+          <m:rFonts m:ascii="Cambria Math" m:hAnsi="Cambria Math"/>
+        </m:rPr>
         <m:r>
           <m:rPr>
             <m:sty m:val="bi"/>
@@ -12853,6 +13117,9 @@
           <m:jc m:val="center"/>
         </m:oMathParaPr>
         <m:oMath>
+          <m:rPr>
+            <m:rFonts m:ascii="Cambria Math" m:hAnsi="Cambria Math"/>
+          </m:rPr>
           <m:sSup>
             <m:e>
               <m:r>
@@ -13195,6 +13462,9 @@
           <m:jc m:val="center"/>
         </m:oMathParaPr>
         <m:oMath>
+          <m:rPr>
+            <m:rFonts m:ascii="Cambria Math" m:hAnsi="Cambria Math"/>
+          </m:rPr>
           <m:r>
             <m:rPr>
               <m:sty m:val="bi"/>
@@ -13247,6 +13517,9 @@
           <m:jc m:val="center"/>
         </m:oMathParaPr>
         <m:oMath>
+          <m:rPr>
+            <m:rFonts m:ascii="Cambria Math" m:hAnsi="Cambria Math"/>
+          </m:rPr>
           <m:r>
             <m:rPr>
               <m:sty m:val="bi"/>
@@ -13625,6 +13898,9 @@
           <m:jc m:val="center"/>
         </m:oMathParaPr>
         <m:oMath>
+          <m:rPr>
+            <m:rFonts m:ascii="Cambria Math" m:hAnsi="Cambria Math"/>
+          </m:rPr>
           <m:r>
             <m:rPr>
               <m:sty m:val="bi"/>
@@ -13683,6 +13959,9 @@
         <w:t xml:space="preserve">加速度矩阵</w:t>
       </w:r>
       <m:oMath>
+        <m:rPr>
+          <m:rFonts m:ascii="Cambria Math" m:hAnsi="Cambria Math"/>
+        </m:rPr>
         <m:r>
           <m:rPr>
             <m:sty m:val="bi"/>
@@ -13699,6 +13978,9 @@
         <w:t xml:space="preserve">与速度分析完全相同，无需重新求逆。摇杆角加速度</w:t>
       </w:r>
       <m:oMath>
+        <m:rPr>
+          <m:rFonts m:ascii="Cambria Math" m:hAnsi="Cambria Math"/>
+        </m:rPr>
         <m:sSub>
           <m:e>
             <m:r>
@@ -13721,6 +14003,9 @@
         <w:t xml:space="preserve">直接用于后续的翅膀气动力计算。解析法的优势在于：位置、速度、加速度三阶段共用同一系数矩阵</w:t>
       </w:r>
       <m:oMath>
+        <m:rPr>
+          <m:rFonts m:ascii="Cambria Math" m:hAnsi="Cambria Math"/>
+        </m:rPr>
         <m:r>
           <m:rPr>
             <m:sty m:val="bi"/>
@@ -13780,6 +14065,9 @@
         <w:t xml:space="preserve">在</w:t>
       </w:r>
       <m:oMath>
+        <m:rPr>
+          <m:rFonts m:ascii="Cambria Math" m:hAnsi="Cambria Math"/>
+        </m:rPr>
         <m:r>
           <m:t>f</m:t>
         </m:r>
@@ -13814,6 +14102,9 @@
         <w:t xml:space="preserve">、摇杆转轴高度</w:t>
       </w:r>
       <m:oMath>
+        <m:rPr>
+          <m:rFonts m:ascii="Cambria Math" m:hAnsi="Cambria Math"/>
+        </m:rPr>
         <m:r>
           <m:t>a</m:t>
         </m:r>
@@ -13848,6 +14139,9 @@
         <w:t xml:space="preserve">、曲柄半径</w:t>
       </w:r>
       <m:oMath>
+        <m:rPr>
+          <m:rFonts m:ascii="Cambria Math" m:hAnsi="Cambria Math"/>
+        </m:rPr>
         <m:r>
           <m:t>R</m:t>
         </m:r>
@@ -13913,6 +14207,9 @@
         <w:t xml:space="preserve">机构运动学计算结果（</w:t>
       </w:r>
       <m:oMath>
+        <m:rPr>
+          <m:rFonts m:ascii="Cambria Math" m:hAnsi="Cambria Math"/>
+        </m:rPr>
         <m:r>
           <m:t>f</m:t>
         </m:r>
@@ -13947,6 +14244,9 @@
         <w:t xml:space="preserve">，</w:t>
       </w:r>
       <m:oMath>
+        <m:rPr>
+          <m:rFonts m:ascii="Cambria Math" m:hAnsi="Cambria Math"/>
+        </m:rPr>
         <m:r>
           <m:t>a</m:t>
         </m:r>
@@ -13981,6 +14281,9 @@
         <w:t xml:space="preserve">，</w:t>
       </w:r>
       <m:oMath>
+        <m:rPr>
+          <m:rFonts m:ascii="Cambria Math" m:hAnsi="Cambria Math"/>
+        </m:rPr>
         <m:r>
           <m:t>R</m:t>
         </m:r>
@@ -14804,6 +15107,9 @@
         <w:t xml:space="preserve">角速度呈非对称分布：下拍平均角速度约21.2rad/s，上拍平均角速度约34.6rad/s，上拍平均角速度为下拍的1.63倍。这一非对称性源自四连杆机构的急回特性（行程速比系数</w:t>
       </w:r>
       <m:oMath>
+        <m:rPr>
+          <m:rFonts m:ascii="Cambria Math" m:hAnsi="Cambria Math"/>
+        </m:rPr>
         <m:r>
           <m:t>K</m:t>
         </m:r>
@@ -14923,6 +15229,9 @@
         <w:t xml:space="preserve">四连杆机构运动学分析（摇杆摆角</w:t>
       </w:r>
       <m:oMath>
+        <m:rPr>
+          <m:rFonts m:ascii="Cambria Math" m:hAnsi="Cambria Math"/>
+        </m:rPr>
         <m:r>
           <m:t>φ</m:t>
         </m:r>
@@ -14936,6 +15245,9 @@
         <w:t xml:space="preserve">、角速度</w:t>
       </w:r>
       <m:oMath>
+        <m:rPr>
+          <m:rFonts m:ascii="Cambria Math" m:hAnsi="Cambria Math"/>
+        </m:rPr>
         <m:acc>
           <m:accPr>
             <m:chr m:val="̇"/>
@@ -14956,6 +15268,9 @@
         <w:t xml:space="preserve">、角加速度</w:t>
       </w:r>
       <m:oMath>
+        <m:rPr>
+          <m:rFonts m:ascii="Cambria Math" m:hAnsi="Cambria Math"/>
+        </m:rPr>
         <m:acc>
           <m:accPr>
             <m:chr m:val="̈"/>
@@ -15116,6 +15431,9 @@
         <w:t xml:space="preserve">四连杆机构的急回特性是指在曲柄等速旋转条件下，摇杆在工作行程（下拍）和空回行程（上拍）的平均速度不相等。急回程度用行程速比系数</w:t>
       </w:r>
       <m:oMath>
+        <m:rPr>
+          <m:rFonts m:ascii="Cambria Math" m:hAnsi="Cambria Math"/>
+        </m:rPr>
         <m:r>
           <m:t>K</m:t>
         </m:r>
@@ -15145,6 +15463,9 @@
         <w:t xml:space="preserve">摇杆在两极限位置</w:t>
       </w:r>
       <m:oMath>
+        <m:rPr>
+          <m:rFonts m:ascii="Cambria Math" m:hAnsi="Cambria Math"/>
+        </m:rPr>
         <m:sSub>
           <m:e>
             <m:r>
@@ -15182,6 +15503,9 @@
         <w:t xml:space="preserve">和</w:t>
       </w:r>
       <m:oMath>
+        <m:rPr>
+          <m:rFonts m:ascii="Cambria Math" m:hAnsi="Cambria Math"/>
+        </m:rPr>
         <m:sSub>
           <m:e>
             <m:r>
@@ -15219,6 +15543,9 @@
         <w:t xml:space="preserve">之间摆动，对应的曲柄转角差为</w:t>
       </w:r>
       <m:oMath>
+        <m:rPr>
+          <m:rFonts m:ascii="Cambria Math" m:hAnsi="Cambria Math"/>
+        </m:rPr>
         <m:sSub>
           <m:e>
             <m:r>
@@ -15241,6 +15568,9 @@
         <w:t xml:space="preserve">和</w:t>
       </w:r>
       <m:oMath>
+        <m:rPr>
+          <m:rFonts m:ascii="Cambria Math" m:hAnsi="Cambria Math"/>
+        </m:rPr>
         <m:sSubSup>
           <m:e>
             <m:r>
@@ -15271,6 +15601,9 @@
         <w:t xml:space="preserve">（</w:t>
       </w:r>
       <m:oMath>
+        <m:rPr>
+          <m:rFonts m:ascii="Cambria Math" m:hAnsi="Cambria Math"/>
+        </m:rPr>
         <m:sSub>
           <m:e>
             <m:r>
@@ -15334,6 +15667,9 @@
         <w:t xml:space="preserve">）。极位夹角</w:t>
       </w:r>
       <m:oMath>
+        <m:rPr>
+          <m:rFonts m:ascii="Cambria Math" m:hAnsi="Cambria Math"/>
+        </m:rPr>
         <m:r>
           <m:t>θ</m:t>
         </m:r>
@@ -15356,6 +15692,9 @@
           <m:jc m:val="center"/>
         </m:oMathParaPr>
         <m:oMath>
+          <m:rPr>
+            <m:rFonts m:ascii="Cambria Math" m:hAnsi="Cambria Math"/>
+          </m:rPr>
           <m:r>
             <m:t>θ</m:t>
           </m:r>
@@ -15425,6 +15764,9 @@
           <m:jc m:val="center"/>
         </m:oMathParaPr>
         <m:oMath>
+          <m:rPr>
+            <m:rFonts m:ascii="Cambria Math" m:hAnsi="Cambria Math"/>
+          </m:rPr>
           <m:r>
             <m:t>K</m:t>
           </m:r>
@@ -15498,6 +15840,9 @@
         <w:t xml:space="preserve">本设计参数下，极位夹角</w:t>
       </w:r>
       <m:oMath>
+        <m:rPr>
+          <m:rFonts m:ascii="Cambria Math" m:hAnsi="Cambria Math"/>
+        </m:rPr>
         <m:r>
           <m:t>θ</m:t>
         </m:r>
@@ -15511,6 +15856,9 @@
         <w:t xml:space="preserve">约25.7°，行程速比系数</w:t>
       </w:r>
       <m:oMath>
+        <m:rPr>
+          <m:rFonts m:ascii="Cambria Math" m:hAnsi="Cambria Math"/>
+        </m:rPr>
         <m:r>
           <m:t>K</m:t>
         </m:r>
@@ -15524,6 +15872,9 @@
         <w:t xml:space="preserve">约1.33。下拍（工作行程）时间占比为</w:t>
       </w:r>
       <m:oMath>
+        <m:rPr>
+          <m:rFonts m:ascii="Cambria Math" m:hAnsi="Cambria Math"/>
+        </m:rPr>
         <m:r>
           <m:t>K</m:t>
         </m:r>
@@ -15582,6 +15933,9 @@
         <w:t xml:space="preserve">，上拍（空回行程）时间占比为</w:t>
       </w:r>
       <m:oMath>
+        <m:rPr>
+          <m:rFonts m:ascii="Cambria Math" m:hAnsi="Cambria Math"/>
+        </m:rPr>
         <m:r>
           <m:t>1</m:t>
         </m:r>
@@ -15656,6 +16010,9 @@
         <w:t xml:space="preserve">压力角</w:t>
       </w:r>
       <m:oMath>
+        <m:rPr>
+          <m:rFonts m:ascii="Cambria Math" m:hAnsi="Cambria Math"/>
+        </m:rPr>
         <m:sSub>
           <m:e>
             <m:r>
@@ -15687,6 +16044,9 @@
           <m:jc m:val="center"/>
         </m:oMathParaPr>
         <m:oMath>
+          <m:rPr>
+            <m:rFonts m:ascii="Cambria Math" m:hAnsi="Cambria Math"/>
+          </m:rPr>
           <m:sSub>
             <m:e>
               <m:r>
@@ -15801,6 +16161,9 @@
         <w:t xml:space="preserve">传动角</w:t>
       </w:r>
       <m:oMath>
+        <m:rPr>
+          <m:rFonts m:ascii="Cambria Math" m:hAnsi="Cambria Math"/>
+        </m:rPr>
         <m:r>
           <m:t>γ</m:t>
         </m:r>
@@ -15932,6 +16295,9 @@
         <w:t xml:space="preserve">设翅膀在体轴系中的气动合力为</w:t>
       </w:r>
       <m:oMath>
+        <m:rPr>
+          <m:rFonts m:ascii="Cambria Math" m:hAnsi="Cambria Math"/>
+        </m:rPr>
         <m:sSub>
           <m:e>
             <m:r>
@@ -16047,6 +16413,9 @@
         <w:t xml:space="preserve">（由于对称性，</w:t>
       </w:r>
       <m:oMath>
+        <m:rPr>
+          <m:rFonts m:ascii="Cambria Math" m:hAnsi="Cambria Math"/>
+        </m:rPr>
         <m:r>
           <m:t>Y</m:t>
         </m:r>
@@ -16060,6 +16429,9 @@
         <w:t xml:space="preserve">向分量为零），气动中心（压心）位置为</w:t>
       </w:r>
       <m:oMath>
+        <m:rPr>
+          <m:rFonts m:ascii="Cambria Math" m:hAnsi="Cambria Math"/>
+        </m:rPr>
         <m:sSub>
           <m:e>
             <m:r>
@@ -16100,6 +16472,9 @@
         <w:t xml:space="preserve">。摇杆固定铰链在体轴系中的位置为</w:t>
       </w:r>
       <m:oMath>
+        <m:rPr>
+          <m:rFonts m:ascii="Cambria Math" m:hAnsi="Cambria Math"/>
+        </m:rPr>
         <m:sSub>
           <m:e>
             <m:r>
@@ -16303,6 +16678,9 @@
           <m:jc m:val="center"/>
         </m:oMathParaPr>
         <m:oMath>
+          <m:rPr>
+            <m:rFonts m:ascii="Cambria Math" m:hAnsi="Cambria Math"/>
+          </m:rPr>
           <m:sSub>
             <m:e>
               <m:r>
@@ -16394,6 +16772,9 @@
         <w:t xml:space="preserve">摇杆方向单位矢量（在体轴</w:t>
       </w:r>
       <m:oMath>
+        <m:rPr>
+          <m:rFonts m:ascii="Cambria Math" m:hAnsi="Cambria Math"/>
+        </m:rPr>
         <m:r>
           <m:t>X</m:t>
         </m:r>
@@ -16419,6 +16800,9 @@
           <m:jc m:val="center"/>
         </m:oMathParaPr>
         <m:oMath>
+          <m:rPr>
+            <m:rFonts m:ascii="Cambria Math" m:hAnsi="Cambria Math"/>
+          </m:rPr>
           <m:sSub>
             <m:e>
               <m:r>
@@ -16567,6 +16951,9 @@
           <m:jc m:val="center"/>
         </m:oMathParaPr>
         <m:oMath>
+          <m:rPr>
+            <m:rFonts m:ascii="Cambria Math" m:hAnsi="Cambria Math"/>
+          </m:rPr>
           <m:sSub>
             <m:e>
               <m:r>
@@ -16736,6 +17123,9 @@
           <m:jc m:val="center"/>
         </m:oMathParaPr>
         <m:oMath>
+          <m:rPr>
+            <m:rFonts m:ascii="Cambria Math" m:hAnsi="Cambria Math"/>
+          </m:rPr>
           <m:sSub>
             <m:e>
               <m:r>
@@ -16908,6 +17298,9 @@
         <w:t xml:space="preserve">对摇杆铰链</w:t>
       </w:r>
       <m:oMath>
+        <m:rPr>
+          <m:rFonts m:ascii="Cambria Math" m:hAnsi="Cambria Math"/>
+        </m:rPr>
         <m:r>
           <m:t>A</m:t>
         </m:r>
@@ -16930,6 +17323,9 @@
           <m:jc m:val="center"/>
         </m:oMathParaPr>
         <m:oMath>
+          <m:rPr>
+            <m:rFonts m:ascii="Cambria Math" m:hAnsi="Cambria Math"/>
+          </m:rPr>
           <m:sSub>
             <m:e>
               <m:r>
@@ -17075,6 +17471,9 @@
         <w:t xml:space="preserve">由于机构为平面机构，仅保留</w:t>
       </w:r>
       <m:oMath>
+        <m:rPr>
+          <m:rFonts m:ascii="Cambria Math" m:hAnsi="Cambria Math"/>
+        </m:rPr>
         <m:r>
           <m:t>Y</m:t>
         </m:r>
@@ -17097,6 +17496,9 @@
           <m:jc m:val="center"/>
         </m:oMathParaPr>
         <m:oMath>
+          <m:rPr>
+            <m:rFonts m:ascii="Cambria Math" m:hAnsi="Cambria Math"/>
+          </m:rPr>
           <m:sSub>
             <m:e>
               <m:r>
@@ -17188,6 +17590,9 @@
         <w:t xml:space="preserve">摇杆有效扭矩</w:t>
       </w:r>
       <m:oMath>
+        <m:rPr>
+          <m:rFonts m:ascii="Cambria Math" m:hAnsi="Cambria Math"/>
+        </m:rPr>
         <m:sSub>
           <m:e>
             <m:r>
@@ -17286,6 +17691,9 @@
         <w:t xml:space="preserve">连杆为二力杆构件，在扑动周期中承受拉压交变载荷。连杆传力在拍动行程中点处最大（对应气动力峰值），在拍动极限位置处最小（气动力趋于零）。连杆的轴向力峰值约1.5N（拉伸）和</w:t>
       </w:r>
       <m:oMath>
+        <m:rPr>
+          <m:rFonts m:ascii="Cambria Math" m:hAnsi="Cambria Math"/>
+        </m:rPr>
         <m:r>
           <m:rPr>
             <m:sty m:val="p"/>
@@ -17327,6 +17735,9 @@
         <w:t xml:space="preserve">曲柄承受来自电机的驱动力矩</w:t>
       </w:r>
       <m:oMath>
+        <m:rPr>
+          <m:rFonts m:ascii="Cambria Math" m:hAnsi="Cambria Math"/>
+        </m:rPr>
         <m:sSub>
           <m:e>
             <m:r>
@@ -17358,6 +17769,9 @@
         <w:t xml:space="preserve">和连杆的约束力</w:t>
       </w:r>
       <m:oMath>
+        <m:rPr>
+          <m:rFonts m:ascii="Cambria Math" m:hAnsi="Cambria Math"/>
+        </m:rPr>
         <m:sSub>
           <m:e>
             <m:r>
@@ -17386,6 +17800,9 @@
         <w:t xml:space="preserve">。摇杆承受连杆力</w:t>
       </w:r>
       <m:oMath>
+        <m:rPr>
+          <m:rFonts m:ascii="Cambria Math" m:hAnsi="Cambria Math"/>
+        </m:rPr>
         <m:sSub>
           <m:e>
             <m:r>
@@ -17414,6 +17831,9 @@
         <w:t xml:space="preserve">和来自翅膀的气动反力</w:t>
       </w:r>
       <m:oMath>
+        <m:rPr>
+          <m:rFonts m:ascii="Cambria Math" m:hAnsi="Cambria Math"/>
+        </m:rPr>
         <m:sSub>
           <m:e>
             <m:r>
@@ -17460,6 +17880,9 @@
         <w:t xml:space="preserve">。摇杆铰链</w:t>
       </w:r>
       <m:oMath>
+        <m:rPr>
+          <m:rFonts m:ascii="Cambria Math" m:hAnsi="Cambria Math"/>
+        </m:rPr>
         <m:r>
           <m:t>D</m:t>
         </m:r>
@@ -18306,6 +18729,9 @@
         <w:t xml:space="preserve">本章完成了核心扑翼机构的自由度、参数、几何建模、运动输出和受力关系分析。解析法位置、速度、加速度三阶段共用同一系数矩阵，仅需一次矩阵求逆。机构自由度为1，急回特性系数</w:t>
       </w:r>
       <m:oMath>
+        <m:rPr>
+          <m:rFonts m:ascii="Cambria Math" m:hAnsi="Cambria Math"/>
+        </m:rPr>
         <m:r>
           <m:t>K</m:t>
         </m:r>
@@ -18694,6 +19120,9 @@
         <w:t xml:space="preserve">螺旋传动的核心参数包括导程</w:t>
       </w:r>
       <m:oMath>
+        <m:rPr>
+          <m:rFonts m:ascii="Cambria Math" m:hAnsi="Cambria Math"/>
+        </m:rPr>
         <m:r>
           <m:t>l</m:t>
         </m:r>
@@ -18707,6 +19136,9 @@
         <w:t xml:space="preserve">、平均直径</w:t>
       </w:r>
       <m:oMath>
+        <m:rPr>
+          <m:rFonts m:ascii="Cambria Math" m:hAnsi="Cambria Math"/>
+        </m:rPr>
         <m:sSub>
           <m:e>
             <m:r>
@@ -18729,6 +19161,9 @@
         <w:t xml:space="preserve">、升角</w:t>
       </w:r>
       <m:oMath>
+        <m:rPr>
+          <m:rFonts m:ascii="Cambria Math" m:hAnsi="Cambria Math"/>
+        </m:rPr>
         <m:r>
           <m:t>λ</m:t>
         </m:r>
@@ -18742,6 +19177,9 @@
         <w:t xml:space="preserve">和摩擦角</w:t>
       </w:r>
       <m:oMath>
+        <m:rPr>
+          <m:rFonts m:ascii="Cambria Math" m:hAnsi="Cambria Math"/>
+        </m:rPr>
         <m:r>
           <m:t>ρ</m:t>
         </m:r>
@@ -18764,6 +19202,9 @@
           <m:jc m:val="center"/>
         </m:oMathParaPr>
         <m:oMath>
+          <m:rPr>
+            <m:rFonts m:ascii="Cambria Math" m:hAnsi="Cambria Math"/>
+          </m:rPr>
           <m:r>
             <m:t>λ</m:t>
           </m:r>
@@ -18867,6 +19308,9 @@
           <m:jc m:val="center"/>
         </m:oMathParaPr>
         <m:oMath>
+          <m:rPr>
+            <m:rFonts m:ascii="Cambria Math" m:hAnsi="Cambria Math"/>
+          </m:rPr>
           <m:sSub>
             <m:e>
               <m:r>
@@ -19056,6 +19500,9 @@
         <w:t xml:space="preserve">原计算参数保持不变：导程</w:t>
       </w:r>
       <m:oMath>
+        <m:rPr>
+          <m:rFonts m:ascii="Cambria Math" m:hAnsi="Cambria Math"/>
+        </m:rPr>
         <m:r>
           <m:t>l</m:t>
         </m:r>
@@ -19090,6 +19537,9 @@
         <w:t xml:space="preserve">，升角</w:t>
       </w:r>
       <m:oMath>
+        <m:rPr>
+          <m:rFonts m:ascii="Cambria Math" m:hAnsi="Cambria Math"/>
+        </m:rPr>
         <m:r>
           <m:t>λ</m:t>
         </m:r>
@@ -19118,6 +19568,9 @@
         <w:t xml:space="preserve">，摩擦角</w:t>
       </w:r>
       <m:oMath>
+        <m:rPr>
+          <m:rFonts m:ascii="Cambria Math" m:hAnsi="Cambria Math"/>
+        </m:rPr>
         <m:r>
           <m:t>ρ</m:t>
         </m:r>
@@ -19146,6 +19599,9 @@
         <w:t xml:space="preserve">，驱动转矩</w:t>
       </w:r>
       <m:oMath>
+        <m:rPr>
+          <m:rFonts m:ascii="Cambria Math" m:hAnsi="Cambria Math"/>
+        </m:rPr>
         <m:sSub>
           <m:e>
             <m:r>
@@ -19210,6 +19666,9 @@
         <w:t xml:space="preserve">。由于</w:t>
       </w:r>
       <m:oMath>
+        <m:rPr>
+          <m:rFonts m:ascii="Cambria Math" m:hAnsi="Cambria Math"/>
+        </m:rPr>
         <m:r>
           <m:t>ρ</m:t>
         </m:r>
@@ -20776,6 +21235,9 @@
         <w:t xml:space="preserve">这里为了避免和机构曲柄半径</w:t>
       </w:r>
       <m:oMath>
+        <m:rPr>
+          <m:rFonts m:ascii="Cambria Math" m:hAnsi="Cambria Math"/>
+        </m:rPr>
         <m:r>
           <m:t>R</m:t>
         </m:r>
@@ -20789,6 +21251,9 @@
         <w:t xml:space="preserve">混淆，表中把翅膀展长记为</w:t>
       </w:r>
       <m:oMath>
+        <m:rPr>
+          <m:rFonts m:ascii="Cambria Math" m:hAnsi="Cambria Math"/>
+        </m:rPr>
         <m:sSub>
           <m:e>
             <m:r>
@@ -20811,6 +21276,9 @@
         <w:t xml:space="preserve">。面积矩</w:t>
       </w:r>
       <m:oMath>
+        <m:rPr>
+          <m:rFonts m:ascii="Cambria Math" m:hAnsi="Cambria Math"/>
+        </m:rPr>
         <m:sSub>
           <m:e>
             <m:acc>
@@ -20840,6 +21308,9 @@
         <w:t xml:space="preserve">和</w:t>
       </w:r>
       <m:oMath>
+        <m:rPr>
+          <m:rFonts m:ascii="Cambria Math" m:hAnsi="Cambria Math"/>
+        </m:rPr>
         <m:sSubSup>
           <m:e>
             <m:acc>
@@ -20933,6 +21404,9 @@
         <w:t xml:space="preserve">按文献[32]标准定义，有效攻角为翅膀弦线相对拍动平面（体轴</w:t>
       </w:r>
       <m:oMath>
+        <m:rPr>
+          <m:rFonts m:ascii="Cambria Math" m:hAnsi="Cambria Math"/>
+        </m:rPr>
         <m:r>
           <m:t>X</m:t>
         </m:r>
@@ -20958,6 +21432,9 @@
           <m:jc m:val="center"/>
         </m:oMathParaPr>
         <m:oMath>
+          <m:rPr>
+            <m:rFonts m:ascii="Cambria Math" m:hAnsi="Cambria Math"/>
+          </m:rPr>
           <m:sSub>
             <m:e>
               <m:r>
@@ -21110,6 +21587,9 @@
           <m:jc m:val="center"/>
         </m:oMathParaPr>
         <m:oMath>
+          <m:rPr>
+            <m:rFonts m:ascii="Cambria Math" m:hAnsi="Cambria Math"/>
+          </m:rPr>
           <m:r>
             <m:t>δ</m:t>
           </m:r>
@@ -21238,6 +21718,9 @@
         <w:t xml:space="preserve">其中</w:t>
       </w:r>
       <m:oMath>
+        <m:rPr>
+          <m:rFonts m:ascii="Cambria Math" m:hAnsi="Cambria Math"/>
+        </m:rPr>
         <m:sSub>
           <m:e>
             <m:r>
@@ -21299,6 +21782,9 @@
         <w:t xml:space="preserve">为翅膀相对拍动平面的安装角，</w:t>
       </w:r>
       <m:oMath>
+        <m:rPr>
+          <m:rFonts m:ascii="Cambria Math" m:hAnsi="Cambria Math"/>
+        </m:rPr>
         <m:r>
           <m:rPr>
             <m:sty m:val="p"/>
@@ -21343,6 +21829,9 @@
         <w:t xml:space="preserve">实现上下拍来流方向的平滑翻转，</w:t>
       </w:r>
       <m:oMath>
+        <m:rPr>
+          <m:rFonts m:ascii="Cambria Math" m:hAnsi="Cambria Math"/>
+        </m:rPr>
         <m:r>
           <m:t>δ</m:t>
         </m:r>
@@ -21359,6 +21848,9 @@
         <w:t xml:space="preserve">为俯仰气动阻尼带来的附加攻角。拍动角</w:t>
       </w:r>
       <m:oMath>
+        <m:rPr>
+          <m:rFonts m:ascii="Cambria Math" m:hAnsi="Cambria Math"/>
+        </m:rPr>
         <m:r>
           <m:t>φ</m:t>
         </m:r>
@@ -21372,6 +21864,9 @@
         <w:t xml:space="preserve">和俯仰角</w:t>
       </w:r>
       <m:oMath>
+        <m:rPr>
+          <m:rFonts m:ascii="Cambria Math" m:hAnsi="Cambria Math"/>
+        </m:rPr>
         <m:sSub>
           <m:e>
             <m:r>
@@ -21437,6 +21932,9 @@
         <w:t xml:space="preserve">采用LEV/Lee混合</w:t>
       </w:r>
       <m:oMath>
+        <m:rPr>
+          <m:rFonts m:ascii="Cambria Math" m:hAnsi="Cambria Math"/>
+        </m:rPr>
         <m:sSub>
           <m:e>
             <m:r>
@@ -21459,6 +21957,9 @@
         <w:t xml:space="preserve">/</w:t>
       </w:r>
       <m:oMath>
+        <m:rPr>
+          <m:rFonts m:ascii="Cambria Math" m:hAnsi="Cambria Math"/>
+        </m:rPr>
         <m:sSub>
           <m:e>
             <m:r>
@@ -21490,6 +21991,9 @@
           <m:jc m:val="center"/>
         </m:oMathParaPr>
         <m:oMath>
+          <m:rPr>
+            <m:rFonts m:ascii="Cambria Math" m:hAnsi="Cambria Math"/>
+          </m:rPr>
           <m:sSub>
             <m:e>
               <m:r>
@@ -21625,6 +22129,9 @@
           <m:jc m:val="center"/>
         </m:oMathParaPr>
         <m:oMath>
+          <m:rPr>
+            <m:rFonts m:ascii="Cambria Math" m:hAnsi="Cambria Math"/>
+          </m:rPr>
           <m:sSub>
             <m:e>
               <m:r>
@@ -21760,6 +22267,9 @@
           <m:jc m:val="center"/>
         </m:oMathParaPr>
         <m:oMath>
+          <m:rPr>
+            <m:rFonts m:ascii="Cambria Math" m:hAnsi="Cambria Math"/>
+          </m:rPr>
           <m:sSub>
             <m:e>
               <m:r>
@@ -21856,6 +22366,9 @@
           <m:jc m:val="center"/>
         </m:oMathParaPr>
         <m:oMath>
+          <m:rPr>
+            <m:rFonts m:ascii="Cambria Math" m:hAnsi="Cambria Math"/>
+          </m:rPr>
           <m:sSub>
             <m:e>
               <m:r>
@@ -21987,6 +22500,9 @@
         <w:t xml:space="preserve">在</w:t>
       </w:r>
       <m:oMath>
+        <m:rPr>
+          <m:rFonts m:ascii="Cambria Math" m:hAnsi="Cambria Math"/>
+        </m:rPr>
         <m:r>
           <m:t>55</m:t>
         </m:r>
@@ -22064,6 +22580,9 @@
         <w:t xml:space="preserve"> </w:t>
       </w:r>
       <m:oMath>
+        <m:rPr>
+          <m:rFonts m:ascii="Cambria Math" m:hAnsi="Cambria Math"/>
+        </m:rPr>
         <m:sSub>
           <m:e>
             <m:r>
@@ -22086,6 +22605,9 @@
         <w:t xml:space="preserve">/</w:t>
       </w:r>
       <m:oMath>
+        <m:rPr>
+          <m:rFonts m:ascii="Cambria Math" m:hAnsi="Cambria Math"/>
+        </m:rPr>
         <m:sSub>
           <m:e>
             <m:r>
@@ -22597,6 +23119,9 @@
           <m:jc m:val="center"/>
         </m:oMathParaPr>
         <m:oMath>
+          <m:rPr>
+            <m:rFonts m:ascii="Cambria Math" m:hAnsi="Cambria Math"/>
+          </m:rPr>
           <m:sSub>
             <m:e>
               <m:r>
@@ -22824,6 +23349,9 @@
         <w:t xml:space="preserve">（</w:t>
       </w:r>
       <m:oMath>
+        <m:rPr>
+          <m:rFonts m:ascii="Cambria Math" m:hAnsi="Cambria Math"/>
+        </m:rPr>
         <m:sSub>
           <m:e>
             <m:r>
@@ -22876,6 +23404,9 @@
         <w:t xml:space="preserve">）：基于瞬时速度和混合</w:t>
       </w:r>
       <m:oMath>
+        <m:rPr>
+          <m:rFonts m:ascii="Cambria Math" m:hAnsi="Cambria Math"/>
+        </m:rPr>
         <m:sSub>
           <m:e>
             <m:r>
@@ -22898,6 +23429,9 @@
         <w:t xml:space="preserve">/</w:t>
       </w:r>
       <m:oMath>
+        <m:rPr>
+          <m:rFonts m:ascii="Cambria Math" m:hAnsi="Cambria Math"/>
+        </m:rPr>
         <m:sSub>
           <m:e>
             <m:r>
@@ -22929,6 +23463,9 @@
           <m:jc m:val="center"/>
         </m:oMathParaPr>
         <m:oMath>
+          <m:rPr>
+            <m:rFonts m:ascii="Cambria Math" m:hAnsi="Cambria Math"/>
+          </m:rPr>
           <m:sSub>
             <m:e>
               <m:r>
@@ -23130,6 +23667,9 @@
         <w:t xml:space="preserve">（</w:t>
       </w:r>
       <m:oMath>
+        <m:rPr>
+          <m:rFonts m:ascii="Cambria Math" m:hAnsi="Cambria Math"/>
+        </m:rPr>
         <m:sSub>
           <m:e>
             <m:r>
@@ -23164,6 +23704,9 @@
         <w:t xml:space="preserve">）：翅膀加减速推动周围空气产生的反作用力，与角加速度</w:t>
       </w:r>
       <m:oMath>
+        <m:rPr>
+          <m:rFonts m:ascii="Cambria Math" m:hAnsi="Cambria Math"/>
+        </m:rPr>
         <m:acc>
           <m:accPr>
             <m:chr m:val="̈"/>
@@ -23193,6 +23736,9 @@
           <m:jc m:val="center"/>
         </m:oMathParaPr>
         <m:oMath>
+          <m:rPr>
+            <m:rFonts m:ascii="Cambria Math" m:hAnsi="Cambria Math"/>
+          </m:rPr>
           <m:sSub>
             <m:e>
               <m:r>
@@ -23337,6 +23883,9 @@
         <w:t xml:space="preserve">（</w:t>
       </w:r>
       <m:oMath>
+        <m:rPr>
+          <m:rFonts m:ascii="Cambria Math" m:hAnsi="Cambria Math"/>
+        </m:rPr>
         <m:sSub>
           <m:e>
             <m:r>
@@ -23383,6 +23932,9 @@
         <w:t xml:space="preserve">）：基于Lighthill环量公式</w:t>
       </w:r>
       <m:oMath>
+        <m:rPr>
+          <m:rFonts m:ascii="Cambria Math" m:hAnsi="Cambria Math"/>
+        </m:rPr>
         <m:r>
           <m:rPr>
             <m:sty m:val="p"/>
@@ -23454,6 +24006,9 @@
           <m:jc m:val="center"/>
         </m:oMathParaPr>
         <m:oMath>
+          <m:rPr>
+            <m:rFonts m:ascii="Cambria Math" m:hAnsi="Cambria Math"/>
+          </m:rPr>
           <m:sSub>
             <m:e>
               <m:r>
@@ -23734,6 +24289,9 @@
         <w:t xml:space="preserve">端点处</w:t>
       </w:r>
       <m:oMath>
+        <m:rPr>
+          <m:rFonts m:ascii="Cambria Math" m:hAnsi="Cambria Math"/>
+        </m:rPr>
         <m:acc>
           <m:accPr>
             <m:chr m:val="̇"/>
@@ -23763,6 +24321,9 @@
         <w:t xml:space="preserve">时增强自动归零，力曲线光滑无突变。设计参数</w:t>
       </w:r>
       <m:oMath>
+        <m:rPr>
+          <m:rFonts m:ascii="Cambria Math" m:hAnsi="Cambria Math"/>
+        </m:rPr>
         <m:sSub>
           <m:e>
             <m:r>
@@ -23835,6 +24396,9 @@
         <w:t xml:space="preserve">（</w:t>
       </w:r>
       <m:oMath>
+        <m:rPr>
+          <m:rFonts m:ascii="Cambria Math" m:hAnsi="Cambria Math"/>
+        </m:rPr>
         <m:sSub>
           <m:e>
             <m:r>
@@ -23875,6 +24439,9 @@
         <w:t xml:space="preserve">）：与俯仰角速度</w:t>
       </w:r>
       <m:oMath>
+        <m:rPr>
+          <m:rFonts m:ascii="Cambria Math" m:hAnsi="Cambria Math"/>
+        </m:rPr>
         <m:acc>
           <m:accPr>
             <m:chr m:val="̇"/>
@@ -23895,6 +24462,9 @@
         <w:t xml:space="preserve">和拍动角速度</w:t>
       </w:r>
       <m:oMath>
+        <m:rPr>
+          <m:rFonts m:ascii="Cambria Math" m:hAnsi="Cambria Math"/>
+        </m:rPr>
         <m:acc>
           <m:accPr>
             <m:chr m:val="̇"/>
@@ -23915,6 +24485,9 @@
         <w:t xml:space="preserve">的乘积成正比。当前设计中</w:t>
       </w:r>
       <m:oMath>
+        <m:rPr>
+          <m:rFonts m:ascii="Cambria Math" m:hAnsi="Cambria Math"/>
+        </m:rPr>
         <m:acc>
           <m:accPr>
             <m:chr m:val="̇"/>
@@ -24010,6 +24583,9 @@
         <w:t xml:space="preserve">有效攻角、</w:t>
       </w:r>
       <m:oMath>
+        <m:rPr>
+          <m:rFonts m:ascii="Cambria Math" m:hAnsi="Cambria Math"/>
+        </m:rPr>
         <m:sSub>
           <m:e>
             <m:r>
@@ -24032,6 +24608,9 @@
         <w:t xml:space="preserve">/</w:t>
       </w:r>
       <m:oMath>
+        <m:rPr>
+          <m:rFonts m:ascii="Cambria Math" m:hAnsi="Cambria Math"/>
+        </m:rPr>
         <m:sSub>
           <m:e>
             <m:r>
@@ -24085,6 +24664,9 @@
         <w:t xml:space="preserve">有效攻角、</w:t>
       </w:r>
       <m:oMath>
+        <m:rPr>
+          <m:rFonts m:ascii="Cambria Math" m:hAnsi="Cambria Math"/>
+        </m:rPr>
         <m:sSub>
           <m:e>
             <m:r>
@@ -24107,6 +24689,9 @@
         <w:t xml:space="preserve">/</w:t>
       </w:r>
       <m:oMath>
+        <m:rPr>
+          <m:rFonts m:ascii="Cambria Math" m:hAnsi="Cambria Math"/>
+        </m:rPr>
         <m:sSub>
           <m:e>
             <m:r>
@@ -24181,6 +24766,9 @@
           <m:jc m:val="center"/>
         </m:oMathParaPr>
         <m:oMath>
+          <m:rPr>
+            <m:rFonts m:ascii="Cambria Math" m:hAnsi="Cambria Math"/>
+          </m:rPr>
           <m:sSub>
             <m:e>
               <m:r>
@@ -24355,6 +24943,9 @@
           <m:jc m:val="center"/>
         </m:oMathParaPr>
         <m:oMath>
+          <m:rPr>
+            <m:rFonts m:ascii="Cambria Math" m:hAnsi="Cambria Math"/>
+          </m:rPr>
           <m:sSub>
             <m:e>
               <m:r>
@@ -24462,6 +25053,9 @@
           <m:jc m:val="center"/>
         </m:oMathParaPr>
         <m:oMath>
+          <m:rPr>
+            <m:rFonts m:ascii="Cambria Math" m:hAnsi="Cambria Math"/>
+          </m:rPr>
           <m:sSub>
             <m:e>
               <m:r>
@@ -24701,6 +25295,9 @@
           <m:jc m:val="center"/>
         </m:oMathParaPr>
         <m:oMath>
+          <m:rPr>
+            <m:rFonts m:ascii="Cambria Math" m:hAnsi="Cambria Math"/>
+          </m:rPr>
           <m:sSub>
             <m:e>
               <m:r>
@@ -24902,6 +25499,9 @@
         <w:t xml:space="preserve">其中</w:t>
       </w:r>
       <m:oMath>
+        <m:rPr>
+          <m:rFonts m:ascii="Cambria Math" m:hAnsi="Cambria Math"/>
+        </m:rPr>
         <m:sSub>
           <m:e>
             <m:r>
@@ -25655,6 +26255,9 @@
         <w:t xml:space="preserve">设计点</w:t>
       </w:r>
       <m:oMath>
+        <m:rPr>
+          <m:rFonts m:ascii="Cambria Math" m:hAnsi="Cambria Math"/>
+        </m:rPr>
         <m:r>
           <m:t>L</m:t>
         </m:r>
@@ -25815,6 +26418,9 @@
           <m:jc m:val="center"/>
         </m:oMathParaPr>
         <m:oMath>
+          <m:rPr>
+            <m:rFonts m:ascii="Cambria Math" m:hAnsi="Cambria Math"/>
+          </m:rPr>
           <m:r>
             <m:t>P</m:t>
           </m:r>
@@ -25879,6 +26485,9 @@
           <m:jc m:val="center"/>
         </m:oMathParaPr>
         <m:oMath>
+          <m:rPr>
+            <m:rFonts m:ascii="Cambria Math" m:hAnsi="Cambria Math"/>
+          </m:rPr>
           <m:sSub>
             <m:e>
               <m:r>
@@ -25999,6 +26608,9 @@
           <m:jc m:val="center"/>
         </m:oMathParaPr>
         <m:oMath>
+          <m:rPr>
+            <m:rFonts m:ascii="Cambria Math" m:hAnsi="Cambria Math"/>
+          </m:rPr>
           <m:sSub>
             <m:e>
               <m:r>
@@ -26228,6 +26840,9 @@
         <w:t xml:space="preserve">其中曲柄摇杆等效效率</w:t>
       </w:r>
       <m:oMath>
+        <m:rPr>
+          <m:rFonts m:ascii="Cambria Math" m:hAnsi="Cambria Math"/>
+        </m:rPr>
         <m:sSub>
           <m:e>
             <m:r>
@@ -26259,6 +26874,9 @@
         <w:t xml:space="preserve">，轮系效率</w:t>
       </w:r>
       <m:oMath>
+        <m:rPr>
+          <m:rFonts m:ascii="Cambria Math" m:hAnsi="Cambria Math"/>
+        </m:rPr>
         <m:sSub>
           <m:e>
             <m:r>
@@ -26446,6 +27064,9 @@
         <w:t xml:space="preserve">图中气动等效力矩随拍动方向和有效攻角变化而改变符号；惯性力矩主要由</w:t>
       </w:r>
       <m:oMath>
+        <m:rPr>
+          <m:rFonts m:ascii="Cambria Math" m:hAnsi="Cambria Math"/>
+        </m:rPr>
         <m:acc>
           <m:accPr>
             <m:chr m:val="̈"/>
@@ -27408,6 +28029,9 @@
         <w:t xml:space="preserve">丝杆调节机构承受的轴向设计载荷取</w:t>
       </w:r>
       <m:oMath>
+        <m:rPr>
+          <m:rFonts m:ascii="Cambria Math" m:hAnsi="Cambria Math"/>
+        </m:rPr>
         <m:r>
           <m:t>F</m:t>
         </m:r>
@@ -27436,6 +28060,9 @@
         <w:t xml:space="preserve">，明显高于20g样机自重对局部调节机构的静载要求，可覆盖预紧、调节阻力和装配扰动。由于</w:t>
       </w:r>
       <m:oMath>
+        <m:rPr>
+          <m:rFonts m:ascii="Cambria Math" m:hAnsi="Cambria Math"/>
+        </m:rPr>
         <m:r>
           <m:t>ρ</m:t>
         </m:r>
@@ -27610,6 +28237,9 @@
         <w:t xml:space="preserve">（3）曲柄摇杆机构（</w:t>
       </w:r>
       <m:oMath>
+        <m:rPr>
+          <m:rFonts m:ascii="Cambria Math" m:hAnsi="Cambria Math"/>
+        </m:rPr>
         <m:r>
           <m:t>a</m:t>
         </m:r>
@@ -27644,6 +28274,9 @@
         <w:t xml:space="preserve">，</w:t>
       </w:r>
       <m:oMath>
+        <m:rPr>
+          <m:rFonts m:ascii="Cambria Math" m:hAnsi="Cambria Math"/>
+        </m:rPr>
         <m:r>
           <m:t>b</m:t>
         </m:r>
@@ -27678,6 +28311,9 @@
         <w:t xml:space="preserve">，</w:t>
       </w:r>
       <m:oMath>
+        <m:rPr>
+          <m:rFonts m:ascii="Cambria Math" m:hAnsi="Cambria Math"/>
+        </m:rPr>
         <m:r>
           <m:t>R</m:t>
         </m:r>
@@ -27712,6 +28348,9 @@
         <w:t xml:space="preserve">，</w:t>
       </w:r>
       <m:oMath>
+        <m:rPr>
+          <m:rFonts m:ascii="Cambria Math" m:hAnsi="Cambria Math"/>
+        </m:rPr>
         <m:r>
           <m:t>c</m:t>
         </m:r>
@@ -27746,6 +28385,9 @@
         <w:t xml:space="preserve">，</w:t>
       </w:r>
       <m:oMath>
+        <m:rPr>
+          <m:rFonts m:ascii="Cambria Math" m:hAnsi="Cambria Math"/>
+        </m:rPr>
         <m:r>
           <m:t>l</m:t>
         </m:r>
@@ -27780,6 +28422,9 @@
         <w:t xml:space="preserve">）可将连续旋转转换为翅膀往复扑动，摆幅</w:t>
       </w:r>
       <m:oMath>
+        <m:rPr>
+          <m:rFonts m:ascii="Cambria Math" m:hAnsi="Cambria Math"/>
+        </m:rPr>
         <m:r>
           <m:rPr>
             <m:sty m:val="p"/>
@@ -27805,6 +28450,9 @@
         <w:t xml:space="preserve">，行程速比系数</w:t>
       </w:r>
       <m:oMath>
+        <m:rPr>
+          <m:rFonts m:ascii="Cambria Math" m:hAnsi="Cambria Math"/>
+        </m:rPr>
         <m:r>
           <m:t>K</m:t>
         </m:r>
@@ -27859,6 +28507,9 @@
         <w:t xml:space="preserve">（5）气动分析表明：前翅安装角45°、后翅8°、相位差-20°的设计点</w:t>
       </w:r>
       <m:oMath>
+        <m:rPr>
+          <m:rFonts m:ascii="Cambria Math" m:hAnsi="Cambria Math"/>
+        </m:rPr>
         <m:r>
           <m:t>L</m:t>
         </m:r>
@@ -27906,6 +28557,9 @@
         <w:t xml:space="preserve">（6）机械动力学计算保留原结果：摇杆外载合力矩峰值约1465.5N·mm，曲柄轴峰值扭矩约345.3N·mm，电机轴峰值扭矩约11.35N·mm。丝杆导程</w:t>
       </w:r>
       <m:oMath>
+        <m:rPr>
+          <m:rFonts m:ascii="Cambria Math" m:hAnsi="Cambria Math"/>
+        </m:rPr>
         <m:r>
           <m:t>l</m:t>
         </m:r>
@@ -27940,6 +28594,9 @@
         <w:t xml:space="preserve">，升角</w:t>
       </w:r>
       <m:oMath>
+        <m:rPr>
+          <m:rFonts m:ascii="Cambria Math" m:hAnsi="Cambria Math"/>
+        </m:rPr>
         <m:r>
           <m:t>λ</m:t>
         </m:r>
@@ -27968,6 +28625,9 @@
         <w:t xml:space="preserve">，摩擦角</w:t>
       </w:r>
       <m:oMath>
+        <m:rPr>
+          <m:rFonts m:ascii="Cambria Math" m:hAnsi="Cambria Math"/>
+        </m:rPr>
         <m:r>
           <m:t>ρ</m:t>
         </m:r>
@@ -27996,6 +28656,9 @@
         <w:t xml:space="preserve">，由于</w:t>
       </w:r>
       <m:oMath>
+        <m:rPr>
+          <m:rFonts m:ascii="Cambria Math" m:hAnsi="Cambria Math"/>
+        </m:rPr>
         <m:r>
           <m:t>ρ</m:t>
         </m:r>
@@ -28112,6 +28775,9 @@
         <w:t xml:space="preserve">本次分析最大的体会是：机械原理中的轮系、四杆机构、受力分析并不是孤立知识点。对于扑翼飞行器，气动力模型的一个攻角定义错误，最终会传导到摇杆外载、曲柄扭矩和齿轮啮合力；而机构参数中</w:t>
       </w:r>
       <m:oMath>
+        <m:rPr>
+          <m:rFonts m:ascii="Cambria Math" m:hAnsi="Cambria Math"/>
+        </m:rPr>
         <m:r>
           <m:t>a</m:t>
         </m:r>
@@ -28125,6 +28791,9 @@
         <w:t xml:space="preserve">与</w:t>
       </w:r>
       <m:oMath>
+        <m:rPr>
+          <m:rFonts m:ascii="Cambria Math" m:hAnsi="Cambria Math"/>
+        </m:rPr>
         <m:r>
           <m:t>R</m:t>
         </m:r>
@@ -28154,6 +28823,9 @@
         <w:t xml:space="preserve">另一方面，解析法相比数值法具有明显优势。在四连杆机构运动学分析中，位置、速度、加速度三阶段共用同一系数矩阵</w:t>
       </w:r>
       <m:oMath>
+        <m:rPr>
+          <m:rFonts m:ascii="Cambria Math" m:hAnsi="Cambria Math"/>
+        </m:rPr>
         <m:r>
           <m:rPr>
             <m:sty m:val="bi"/>
